--- a/content-src/docx/R G 2000 04 29 Empson.docx
+++ b/content-src/docx/R G 2000 04 29 Empson.docx
@@ -61,7 +61,7 @@
     </w:p>
     <w:p>
       <w:r>
-        <w:t xml:space="preserve">&lt;quote&gt;“It is this deep blankness is the real thing strange.</w:t>
+        <w:t xml:space="preserve">&lt;quote&gt;It is this deep blankness is the real thing strange.</w:t>
       </w:r>
       <w:r>
         <w:br/>
@@ -91,7 +91,7 @@
         <w:br/>
       </w:r>
       <w:r>
-        <w:t xml:space="preserve">You don’t want madhouse and the whole thing there.”&lt;/quote&gt;</w:t>
+        <w:t xml:space="preserve">You don’t want madhouse and the whole thing there.&lt;/quote&gt;</w:t>
       </w:r>
     </w:p>
     <w:p>

--- a/content-src/docx/R G 2000 04 29 Empson.docx
+++ b/content-src/docx/R G 2000 04 29 Empson.docx
@@ -79,6 +79,9 @@
         <w:br/>
       </w:r>
       <w:r>
+        <w:br/>
+      </w:r>
+      <w:r>
         <w:t xml:space="preserve">The contradictions cover such a range.</w:t>
       </w:r>
       <w:r>

--- a/content-src/docx/R G 2000 04 29 Empson.docx
+++ b/content-src/docx/R G 2000 04 29 Empson.docx
@@ -114,7 +114,7 @@
     </w:p>
     <w:p>
       <w:r>
-        <w:t xml:space="preserve">Even today there is an unease about poems that come with their own notes. Eliot did it with The Waste Land, of course, though he suggested later (whether truthfully or not) that he had had to supply the bogus scholarship simply to bulk the poem out to book-length. Empson remarked as early as 1929 that the absence of common knowledge meant that “poets... have either got to be easier, or write their own notes... some may be pedantic, and some impertinent, but... it really ought to be possible”.</w:t>
+        <w:t xml:space="preserve">Even today there is an unease about poems that come with their own notes. Eliot did it with The Waste Land, of course, though he suggested later (whether truthfully or not) that he had had to supply the bogus scholarship simply to bulk the poem out to book-length. Empson remarked as early as 1929 that the absence of common knowledge meant that “poets… have either got to be easier, or write their own notes… some may be pedantic, and some impertinent, but… it really ought to be possible”.</w:t>
       </w:r>
     </w:p>
     <w:p>
